--- a/resources/forms/Martens5E_HKPropel_Form 20.2.docx
+++ b/resources/forms/Martens5E_HKPropel_Form 20.2.docx
@@ -7,13 +7,8 @@
         <w:pStyle w:val="Heading1"/>
         <w:spacing w:before="0" w:line="24" w:lineRule="atLeast"/>
       </w:pPr>
-      <w:proofErr w:type="gramStart"/>
-      <w:r>
-        <w:t>Form</w:t>
-      </w:r>
-      <w:proofErr w:type="gramEnd"/>
-      <w:r>
-        <w:t xml:space="preserve"> 20.2</w:t>
+      <w:r>
+        <w:t>Form 20.2</w:t>
       </w:r>
     </w:p>
     <w:p>
@@ -77,15 +72,7 @@
     </w:p>
     <w:p>
       <w:r>
-        <w:t xml:space="preserve">Circle Y (yes) </w:t>
-      </w:r>
-      <w:proofErr w:type="gramStart"/>
-      <w:r>
-        <w:t>if</w:t>
-      </w:r>
-      <w:proofErr w:type="gramEnd"/>
-      <w:r>
-        <w:t xml:space="preserve"> the facility is in good condition or N (no) if something needs to be done to make it acceptable. In the space provided, note what needs to be done.</w:t>
+        <w:t>Circle Y (yes) if the facility is in good condition or N (no) if something needs to be done to make it acceptable. In the space provided, note what needs to be done.</w:t>
       </w:r>
     </w:p>
     <w:p/>
@@ -1519,14 +1506,23 @@
         <w:sz w:val="20"/>
         <w:szCs w:val="20"/>
       </w:rPr>
-      <w:t>Coaching Flag Football Principles Online Course.</w:t>
+      <w:t>Coaching Flag Football Principles Online Course</w:t>
+    </w:r>
+    <w:r>
+      <w:rPr>
+        <w:i/>
+        <w:iCs/>
+        <w:sz w:val="20"/>
+        <w:szCs w:val="20"/>
+      </w:rPr>
+      <w:t xml:space="preserve"> </w:t>
     </w:r>
     <w:r>
       <w:rPr>
         <w:sz w:val="20"/>
         <w:szCs w:val="20"/>
       </w:rPr>
-      <w:t xml:space="preserve"> (Human Kinetics, 2027). Reprinted by permission from R. Martens, </w:t>
+      <w:t xml:space="preserve">(Human Kinetics, 2027). Reprinted by permission from R. Martens, </w:t>
     </w:r>
     <w:r>
       <w:rPr>
